--- a/docs/Coding description for simon_1.29.25.docx
+++ b/docs/Coding description for simon_1.29.25.docx
@@ -1,6 +1,6 @@
 
 <file path=word/document.xml><?xml version="1.0" encoding="utf-8"?>
-<w:document xmlns:wpc="http://schemas.microsoft.com/office/word/2010/wordprocessingCanvas" xmlns:cx="http://schemas.microsoft.com/office/drawing/2014/chartex" xmlns:cx1="http://schemas.microsoft.com/office/drawing/2015/9/8/chartex" xmlns:cx2="http://schemas.microsoft.com/office/drawing/2015/10/21/chartex" xmlns:cx3="http://schemas.microsoft.com/office/drawing/2016/5/9/chartex" xmlns:cx4="http://schemas.microsoft.com/office/drawing/2016/5/10/chartex" xmlns:cx5="http://schemas.microsoft.com/office/drawing/2016/5/11/chartex" xmlns:cx6="http://schemas.microsoft.com/office/drawing/2016/5/12/chartex" xmlns:cx7="http://schemas.microsoft.com/office/drawing/2016/5/13/chartex" xmlns:cx8="http://schemas.microsoft.com/office/drawing/2016/5/14/chartex" xmlns:mc="http://schemas.openxmlformats.org/markup-compatibility/2006" xmlns:aink="http://schemas.microsoft.com/office/drawing/2016/ink" xmlns:am3d="http://schemas.microsoft.com/office/drawing/2017/model3d" xmlns:o="urn:schemas-microsoft-com:office:office" xmlns:oel="http://schemas.microsoft.com/office/2019/extlst" xmlns:r="http://schemas.openxmlformats.org/officeDocument/2006/relationships" xmlns:m="http://schemas.openxmlformats.org/officeDocument/2006/math" xmlns:v="urn:schemas-microsoft-com:vml" xmlns:wp14="http://schemas.microsoft.com/office/word/2010/wordprocessingDrawing" xmlns:wp="http://schemas.openxmlformats.org/drawingml/2006/wordprocessingDrawing" xmlns:w10="urn:schemas-microsoft-com:office:word" xmlns:w="http://schemas.openxmlformats.org/wordprocessingml/2006/main" xmlns:w14="http://schemas.microsoft.com/office/word/2010/wordml" xmlns:w15="http://schemas.microsoft.com/office/word/2012/wordml" xmlns:w16cex="http://schemas.microsoft.com/office/word/2018/wordml/cex" xmlns:w16cid="http://schemas.microsoft.com/office/word/2016/wordml/cid" xmlns:w16="http://schemas.microsoft.com/office/word/2018/wordml" xmlns:w16du="http://schemas.microsoft.com/office/word/2023/wordml/word16du" xmlns:w16sdtdh="http://schemas.microsoft.com/office/word/2020/wordml/sdtdatahash" xmlns:w16se="http://schemas.microsoft.com/office/word/2015/wordml/symex" xmlns:wpg="http://schemas.microsoft.com/office/word/2010/wordprocessingGroup" xmlns:wpi="http://schemas.microsoft.com/office/word/2010/wordprocessingInk" xmlns:wne="http://schemas.microsoft.com/office/word/2006/wordml" xmlns:wps="http://schemas.microsoft.com/office/word/2010/wordprocessingShape" mc:Ignorable="w14 w15 w16se w16cid w16 w16cex w16sdtdh w16du wp14">
+<w:document xmlns:wpc="http://schemas.microsoft.com/office/word/2010/wordprocessingCanvas" xmlns:cx="http://schemas.microsoft.com/office/drawing/2014/chartex" xmlns:cx1="http://schemas.microsoft.com/office/drawing/2015/9/8/chartex" xmlns:cx2="http://schemas.microsoft.com/office/drawing/2015/10/21/chartex" xmlns:cx3="http://schemas.microsoft.com/office/drawing/2016/5/9/chartex" xmlns:cx4="http://schemas.microsoft.com/office/drawing/2016/5/10/chartex" xmlns:cx5="http://schemas.microsoft.com/office/drawing/2016/5/11/chartex" xmlns:cx6="http://schemas.microsoft.com/office/drawing/2016/5/12/chartex" xmlns:cx7="http://schemas.microsoft.com/office/drawing/2016/5/13/chartex" xmlns:cx8="http://schemas.microsoft.com/office/drawing/2016/5/14/chartex" xmlns:mc="http://schemas.openxmlformats.org/markup-compatibility/2006" xmlns:aink="http://schemas.microsoft.com/office/drawing/2016/ink" xmlns:am3d="http://schemas.microsoft.com/office/drawing/2017/model3d" xmlns:o="urn:schemas-microsoft-com:office:office" xmlns:oel="http://schemas.microsoft.com/office/2019/extlst" xmlns:r="http://schemas.openxmlformats.org/officeDocument/2006/relationships" xmlns:m="http://schemas.openxmlformats.org/officeDocument/2006/math" xmlns:v="urn:schemas-microsoft-com:vml" xmlns:wp14="http://schemas.microsoft.com/office/word/2010/wordprocessingDrawing" xmlns:wp="http://schemas.openxmlformats.org/drawingml/2006/wordprocessingDrawing" xmlns:w10="urn:schemas-microsoft-com:office:word" xmlns:w="http://schemas.openxmlformats.org/wordprocessingml/2006/main" xmlns:w14="http://schemas.microsoft.com/office/word/2010/wordml" xmlns:w15="http://schemas.microsoft.com/office/word/2012/wordml" xmlns:w16cex="http://schemas.microsoft.com/office/word/2018/wordml/cex" xmlns:w16cid="http://schemas.microsoft.com/office/word/2016/wordml/cid" xmlns:w16="http://schemas.microsoft.com/office/word/2018/wordml" xmlns:w16du="http://schemas.microsoft.com/office/word/2023/wordml/word16du" xmlns:w16sdtdh="http://schemas.microsoft.com/office/word/2020/wordml/sdtdatahash" xmlns:w16sdtfl="http://schemas.microsoft.com/office/word/2024/wordml/sdtformatlock" xmlns:w16se="http://schemas.microsoft.com/office/word/2015/wordml/symex" xmlns:wpg="http://schemas.microsoft.com/office/word/2010/wordprocessingGroup" xmlns:wpi="http://schemas.microsoft.com/office/word/2010/wordprocessingInk" xmlns:wne="http://schemas.microsoft.com/office/word/2006/wordml" xmlns:wps="http://schemas.microsoft.com/office/word/2010/wordprocessingShape" mc:Ignorable="w14 w15 w16se w16cid w16 w16cex w16sdtdh w16sdtfl w16du wp14">
   <w:body>
     <w:p>
       <w:pPr>
@@ -1186,7 +1186,7 @@
 </file>
 
 <file path=word/endnotes.xml><?xml version="1.0" encoding="utf-8"?>
-<w:endnotes xmlns:wpc="http://schemas.microsoft.com/office/word/2010/wordprocessingCanvas" xmlns:cx="http://schemas.microsoft.com/office/drawing/2014/chartex" xmlns:cx1="http://schemas.microsoft.com/office/drawing/2015/9/8/chartex" xmlns:cx2="http://schemas.microsoft.com/office/drawing/2015/10/21/chartex" xmlns:cx3="http://schemas.microsoft.com/office/drawing/2016/5/9/chartex" xmlns:cx4="http://schemas.microsoft.com/office/drawing/2016/5/10/chartex" xmlns:cx5="http://schemas.microsoft.com/office/drawing/2016/5/11/chartex" xmlns:cx6="http://schemas.microsoft.com/office/drawing/2016/5/12/chartex" xmlns:cx7="http://schemas.microsoft.com/office/drawing/2016/5/13/chartex" xmlns:cx8="http://schemas.microsoft.com/office/drawing/2016/5/14/chartex" xmlns:mc="http://schemas.openxmlformats.org/markup-compatibility/2006" xmlns:aink="http://schemas.microsoft.com/office/drawing/2016/ink" xmlns:am3d="http://schemas.microsoft.com/office/drawing/2017/model3d" xmlns:o="urn:schemas-microsoft-com:office:office" xmlns:oel="http://schemas.microsoft.com/office/2019/extlst" xmlns:r="http://schemas.openxmlformats.org/officeDocument/2006/relationships" xmlns:m="http://schemas.openxmlformats.org/officeDocument/2006/math" xmlns:v="urn:schemas-microsoft-com:vml" xmlns:wp14="http://schemas.microsoft.com/office/word/2010/wordprocessingDrawing" xmlns:wp="http://schemas.openxmlformats.org/drawingml/2006/wordprocessingDrawing" xmlns:w10="urn:schemas-microsoft-com:office:word" xmlns:w="http://schemas.openxmlformats.org/wordprocessingml/2006/main" xmlns:w14="http://schemas.microsoft.com/office/word/2010/wordml" xmlns:w15="http://schemas.microsoft.com/office/word/2012/wordml" xmlns:w16cex="http://schemas.microsoft.com/office/word/2018/wordml/cex" xmlns:w16cid="http://schemas.microsoft.com/office/word/2016/wordml/cid" xmlns:w16="http://schemas.microsoft.com/office/word/2018/wordml" xmlns:w16du="http://schemas.microsoft.com/office/word/2023/wordml/word16du" xmlns:w16sdtdh="http://schemas.microsoft.com/office/word/2020/wordml/sdtdatahash" xmlns:w16se="http://schemas.microsoft.com/office/word/2015/wordml/symex" xmlns:wpg="http://schemas.microsoft.com/office/word/2010/wordprocessingGroup" xmlns:wpi="http://schemas.microsoft.com/office/word/2010/wordprocessingInk" xmlns:wne="http://schemas.microsoft.com/office/word/2006/wordml" xmlns:wps="http://schemas.microsoft.com/office/word/2010/wordprocessingShape" mc:Ignorable="w14 w15 w16se w16cid w16 w16cex w16sdtdh w16du wp14">
+<w:endnotes xmlns:wpc="http://schemas.microsoft.com/office/word/2010/wordprocessingCanvas" xmlns:cx="http://schemas.microsoft.com/office/drawing/2014/chartex" xmlns:cx1="http://schemas.microsoft.com/office/drawing/2015/9/8/chartex" xmlns:cx2="http://schemas.microsoft.com/office/drawing/2015/10/21/chartex" xmlns:cx3="http://schemas.microsoft.com/office/drawing/2016/5/9/chartex" xmlns:cx4="http://schemas.microsoft.com/office/drawing/2016/5/10/chartex" xmlns:cx5="http://schemas.microsoft.com/office/drawing/2016/5/11/chartex" xmlns:cx6="http://schemas.microsoft.com/office/drawing/2016/5/12/chartex" xmlns:cx7="http://schemas.microsoft.com/office/drawing/2016/5/13/chartex" xmlns:cx8="http://schemas.microsoft.com/office/drawing/2016/5/14/chartex" xmlns:mc="http://schemas.openxmlformats.org/markup-compatibility/2006" xmlns:aink="http://schemas.microsoft.com/office/drawing/2016/ink" xmlns:am3d="http://schemas.microsoft.com/office/drawing/2017/model3d" xmlns:o="urn:schemas-microsoft-com:office:office" xmlns:oel="http://schemas.microsoft.com/office/2019/extlst" xmlns:r="http://schemas.openxmlformats.org/officeDocument/2006/relationships" xmlns:m="http://schemas.openxmlformats.org/officeDocument/2006/math" xmlns:v="urn:schemas-microsoft-com:vml" xmlns:wp14="http://schemas.microsoft.com/office/word/2010/wordprocessingDrawing" xmlns:wp="http://schemas.openxmlformats.org/drawingml/2006/wordprocessingDrawing" xmlns:w10="urn:schemas-microsoft-com:office:word" xmlns:w="http://schemas.openxmlformats.org/wordprocessingml/2006/main" xmlns:w14="http://schemas.microsoft.com/office/word/2010/wordml" xmlns:w15="http://schemas.microsoft.com/office/word/2012/wordml" xmlns:w16cex="http://schemas.microsoft.com/office/word/2018/wordml/cex" xmlns:w16cid="http://schemas.microsoft.com/office/word/2016/wordml/cid" xmlns:w16="http://schemas.microsoft.com/office/word/2018/wordml" xmlns:w16du="http://schemas.microsoft.com/office/word/2023/wordml/word16du" xmlns:w16sdtdh="http://schemas.microsoft.com/office/word/2020/wordml/sdtdatahash" xmlns:w16sdtfl="http://schemas.microsoft.com/office/word/2024/wordml/sdtformatlock" xmlns:w16se="http://schemas.microsoft.com/office/word/2015/wordml/symex" xmlns:wpg="http://schemas.microsoft.com/office/word/2010/wordprocessingGroup" xmlns:wpi="http://schemas.microsoft.com/office/word/2010/wordprocessingInk" xmlns:wne="http://schemas.microsoft.com/office/word/2006/wordml" xmlns:wps="http://schemas.microsoft.com/office/word/2010/wordprocessingShape" mc:Ignorable="w14 w15 w16se w16cid w16 w16cex w16sdtdh w16sdtfl w16du wp14">
   <w:endnote w:type="separator" w:id="-1">
     <w:p>
       <w:r>
@@ -1205,7 +1205,7 @@
 </file>
 
 <file path=word/footnotes.xml><?xml version="1.0" encoding="utf-8"?>
-<w:footnotes xmlns:wpc="http://schemas.microsoft.com/office/word/2010/wordprocessingCanvas" xmlns:cx="http://schemas.microsoft.com/office/drawing/2014/chartex" xmlns:cx1="http://schemas.microsoft.com/office/drawing/2015/9/8/chartex" xmlns:cx2="http://schemas.microsoft.com/office/drawing/2015/10/21/chartex" xmlns:cx3="http://schemas.microsoft.com/office/drawing/2016/5/9/chartex" xmlns:cx4="http://schemas.microsoft.com/office/drawing/2016/5/10/chartex" xmlns:cx5="http://schemas.microsoft.com/office/drawing/2016/5/11/chartex" xmlns:cx6="http://schemas.microsoft.com/office/drawing/2016/5/12/chartex" xmlns:cx7="http://schemas.microsoft.com/office/drawing/2016/5/13/chartex" xmlns:cx8="http://schemas.microsoft.com/office/drawing/2016/5/14/chartex" xmlns:mc="http://schemas.openxmlformats.org/markup-compatibility/2006" xmlns:aink="http://schemas.microsoft.com/office/drawing/2016/ink" xmlns:am3d="http://schemas.microsoft.com/office/drawing/2017/model3d" xmlns:o="urn:schemas-microsoft-com:office:office" xmlns:oel="http://schemas.microsoft.com/office/2019/extlst" xmlns:r="http://schemas.openxmlformats.org/officeDocument/2006/relationships" xmlns:m="http://schemas.openxmlformats.org/officeDocument/2006/math" xmlns:v="urn:schemas-microsoft-com:vml" xmlns:wp14="http://schemas.microsoft.com/office/word/2010/wordprocessingDrawing" xmlns:wp="http://schemas.openxmlformats.org/drawingml/2006/wordprocessingDrawing" xmlns:w10="urn:schemas-microsoft-com:office:word" xmlns:w="http://schemas.openxmlformats.org/wordprocessingml/2006/main" xmlns:w14="http://schemas.microsoft.com/office/word/2010/wordml" xmlns:w15="http://schemas.microsoft.com/office/word/2012/wordml" xmlns:w16cex="http://schemas.microsoft.com/office/word/2018/wordml/cex" xmlns:w16cid="http://schemas.microsoft.com/office/word/2016/wordml/cid" xmlns:w16="http://schemas.microsoft.com/office/word/2018/wordml" xmlns:w16du="http://schemas.microsoft.com/office/word/2023/wordml/word16du" xmlns:w16sdtdh="http://schemas.microsoft.com/office/word/2020/wordml/sdtdatahash" xmlns:w16se="http://schemas.microsoft.com/office/word/2015/wordml/symex" xmlns:wpg="http://schemas.microsoft.com/office/word/2010/wordprocessingGroup" xmlns:wpi="http://schemas.microsoft.com/office/word/2010/wordprocessingInk" xmlns:wne="http://schemas.microsoft.com/office/word/2006/wordml" xmlns:wps="http://schemas.microsoft.com/office/word/2010/wordprocessingShape" mc:Ignorable="w14 w15 w16se w16cid w16 w16cex w16sdtdh w16du wp14">
+<w:footnotes xmlns:wpc="http://schemas.microsoft.com/office/word/2010/wordprocessingCanvas" xmlns:cx="http://schemas.microsoft.com/office/drawing/2014/chartex" xmlns:cx1="http://schemas.microsoft.com/office/drawing/2015/9/8/chartex" xmlns:cx2="http://schemas.microsoft.com/office/drawing/2015/10/21/chartex" xmlns:cx3="http://schemas.microsoft.com/office/drawing/2016/5/9/chartex" xmlns:cx4="http://schemas.microsoft.com/office/drawing/2016/5/10/chartex" xmlns:cx5="http://schemas.microsoft.com/office/drawing/2016/5/11/chartex" xmlns:cx6="http://schemas.microsoft.com/office/drawing/2016/5/12/chartex" xmlns:cx7="http://schemas.microsoft.com/office/drawing/2016/5/13/chartex" xmlns:cx8="http://schemas.microsoft.com/office/drawing/2016/5/14/chartex" xmlns:mc="http://schemas.openxmlformats.org/markup-compatibility/2006" xmlns:aink="http://schemas.microsoft.com/office/drawing/2016/ink" xmlns:am3d="http://schemas.microsoft.com/office/drawing/2017/model3d" xmlns:o="urn:schemas-microsoft-com:office:office" xmlns:oel="http://schemas.microsoft.com/office/2019/extlst" xmlns:r="http://schemas.openxmlformats.org/officeDocument/2006/relationships" xmlns:m="http://schemas.openxmlformats.org/officeDocument/2006/math" xmlns:v="urn:schemas-microsoft-com:vml" xmlns:wp14="http://schemas.microsoft.com/office/word/2010/wordprocessingDrawing" xmlns:wp="http://schemas.openxmlformats.org/drawingml/2006/wordprocessingDrawing" xmlns:w10="urn:schemas-microsoft-com:office:word" xmlns:w="http://schemas.openxmlformats.org/wordprocessingml/2006/main" xmlns:w14="http://schemas.microsoft.com/office/word/2010/wordml" xmlns:w15="http://schemas.microsoft.com/office/word/2012/wordml" xmlns:w16cex="http://schemas.microsoft.com/office/word/2018/wordml/cex" xmlns:w16cid="http://schemas.microsoft.com/office/word/2016/wordml/cid" xmlns:w16="http://schemas.microsoft.com/office/word/2018/wordml" xmlns:w16du="http://schemas.microsoft.com/office/word/2023/wordml/word16du" xmlns:w16sdtdh="http://schemas.microsoft.com/office/word/2020/wordml/sdtdatahash" xmlns:w16sdtfl="http://schemas.microsoft.com/office/word/2024/wordml/sdtformatlock" xmlns:w16se="http://schemas.microsoft.com/office/word/2015/wordml/symex" xmlns:wpg="http://schemas.microsoft.com/office/word/2010/wordprocessingGroup" xmlns:wpi="http://schemas.microsoft.com/office/word/2010/wordprocessingInk" xmlns:wne="http://schemas.microsoft.com/office/word/2006/wordml" xmlns:wps="http://schemas.microsoft.com/office/word/2010/wordprocessingShape" mc:Ignorable="w14 w15 w16se w16cid w16 w16cex w16sdtdh w16sdtfl w16du wp14">
   <w:footnote w:type="separator" w:id="-1">
     <w:p>
       <w:r>
@@ -1236,15 +1236,7 @@
         <w:t xml:space="preserve"> </w:t>
       </w:r>
       <w:r>
-        <w:t>As we were considering hiring decisions, we first coded for the percentage of men using: (1) the average percentage of men across all job functions and industry worked pre-MBA and (2) the percentage of men based on the last job (most recent leading up to the internship) prior to entering the MBA program. This approach allowed us to capture hiring manager decision-making that may consider differently the gendering of one’s job history across all prior jobs leading up to the internship (i.e., average) or more heavily weight the last job prior to the internship. In reviewing the career steps more closely, however, we realized that women largely only held a single job prior to entering the MBA program (mean number of industries worked in pre-MBA = 1.7; mean number of functions worked in pre-MBA = 1.6). If they held more than one job pre-MBA, it was in an adjacent industry and function. Thus, we found that the mean masculinity percentage using the average function (58.7%</w:t>
-      </w:r>
-      <w:proofErr w:type="gramStart"/>
-      <w:r>
-        <w:t>)</w:t>
-      </w:r>
-      <w:proofErr w:type="gramEnd"/>
-      <w:r>
-        <w:t xml:space="preserve"> or the last job pre-MBA (59.9%) did not vary significantly. Nor did the average industry (60.9%) or the last job pre-MBA (62.4%).</w:t>
+        <w:t>As we were considering hiring decisions, we first coded for the percentage of men using: (1) the average percentage of men across all job functions and industry worked pre-MBA and (2) the percentage of men based on the last job (most recent leading up to the internship) prior to entering the MBA program. This approach allowed us to capture hiring manager decision-making that may consider differently the gendering of one’s job history across all prior jobs leading up to the internship (i.e., average) or more heavily weight the last job prior to the internship. In reviewing the career steps more closely, however, we realized that women largely only held a single job prior to entering the MBA program (mean number of industries worked in pre-MBA = 1.7; mean number of functions worked in pre-MBA = 1.6). If they held more than one job pre-MBA, it was in an adjacent industry and function. Thus, we found that the mean masculinity percentage using the average function (58.7%) or the last job pre-MBA (59.9%) did not vary significantly. Nor did the average industry (60.9%) or the last job pre-MBA (62.4%).</w:t>
       </w:r>
     </w:p>
   </w:footnote>
@@ -1252,7 +1244,7 @@
 </file>
 
 <file path=word/numbering.xml><?xml version="1.0" encoding="utf-8"?>
-<w:numbering xmlns:wpc="http://schemas.microsoft.com/office/word/2010/wordprocessingCanvas" xmlns:cx="http://schemas.microsoft.com/office/drawing/2014/chartex" xmlns:cx1="http://schemas.microsoft.com/office/drawing/2015/9/8/chartex" xmlns:cx2="http://schemas.microsoft.com/office/drawing/2015/10/21/chartex" xmlns:cx3="http://schemas.microsoft.com/office/drawing/2016/5/9/chartex" xmlns:cx4="http://schemas.microsoft.com/office/drawing/2016/5/10/chartex" xmlns:cx5="http://schemas.microsoft.com/office/drawing/2016/5/11/chartex" xmlns:cx6="http://schemas.microsoft.com/office/drawing/2016/5/12/chartex" xmlns:cx7="http://schemas.microsoft.com/office/drawing/2016/5/13/chartex" xmlns:cx8="http://schemas.microsoft.com/office/drawing/2016/5/14/chartex" xmlns:mc="http://schemas.openxmlformats.org/markup-compatibility/2006" xmlns:aink="http://schemas.microsoft.com/office/drawing/2016/ink" xmlns:am3d="http://schemas.microsoft.com/office/drawing/2017/model3d" xmlns:o="urn:schemas-microsoft-com:office:office" xmlns:oel="http://schemas.microsoft.com/office/2019/extlst" xmlns:r="http://schemas.openxmlformats.org/officeDocument/2006/relationships" xmlns:m="http://schemas.openxmlformats.org/officeDocument/2006/math" xmlns:v="urn:schemas-microsoft-com:vml" xmlns:wp14="http://schemas.microsoft.com/office/word/2010/wordprocessingDrawing" xmlns:wp="http://schemas.openxmlformats.org/drawingml/2006/wordprocessingDrawing" xmlns:w10="urn:schemas-microsoft-com:office:word" xmlns:w="http://schemas.openxmlformats.org/wordprocessingml/2006/main" xmlns:w14="http://schemas.microsoft.com/office/word/2010/wordml" xmlns:w15="http://schemas.microsoft.com/office/word/2012/wordml" xmlns:w16cex="http://schemas.microsoft.com/office/word/2018/wordml/cex" xmlns:w16cid="http://schemas.microsoft.com/office/word/2016/wordml/cid" xmlns:w16="http://schemas.microsoft.com/office/word/2018/wordml" xmlns:w16du="http://schemas.microsoft.com/office/word/2023/wordml/word16du" xmlns:w16sdtdh="http://schemas.microsoft.com/office/word/2020/wordml/sdtdatahash" xmlns:w16se="http://schemas.microsoft.com/office/word/2015/wordml/symex" xmlns:wpg="http://schemas.microsoft.com/office/word/2010/wordprocessingGroup" xmlns:wpi="http://schemas.microsoft.com/office/word/2010/wordprocessingInk" xmlns:wne="http://schemas.microsoft.com/office/word/2006/wordml" xmlns:wps="http://schemas.microsoft.com/office/word/2010/wordprocessingShape" mc:Ignorable="w14 w15 w16se w16cid w16 w16cex w16sdtdh w16du wp14">
+<w:numbering xmlns:wpc="http://schemas.microsoft.com/office/word/2010/wordprocessingCanvas" xmlns:cx="http://schemas.microsoft.com/office/drawing/2014/chartex" xmlns:cx1="http://schemas.microsoft.com/office/drawing/2015/9/8/chartex" xmlns:cx2="http://schemas.microsoft.com/office/drawing/2015/10/21/chartex" xmlns:cx3="http://schemas.microsoft.com/office/drawing/2016/5/9/chartex" xmlns:cx4="http://schemas.microsoft.com/office/drawing/2016/5/10/chartex" xmlns:cx5="http://schemas.microsoft.com/office/drawing/2016/5/11/chartex" xmlns:cx6="http://schemas.microsoft.com/office/drawing/2016/5/12/chartex" xmlns:cx7="http://schemas.microsoft.com/office/drawing/2016/5/13/chartex" xmlns:cx8="http://schemas.microsoft.com/office/drawing/2016/5/14/chartex" xmlns:mc="http://schemas.openxmlformats.org/markup-compatibility/2006" xmlns:aink="http://schemas.microsoft.com/office/drawing/2016/ink" xmlns:am3d="http://schemas.microsoft.com/office/drawing/2017/model3d" xmlns:o="urn:schemas-microsoft-com:office:office" xmlns:oel="http://schemas.microsoft.com/office/2019/extlst" xmlns:r="http://schemas.openxmlformats.org/officeDocument/2006/relationships" xmlns:m="http://schemas.openxmlformats.org/officeDocument/2006/math" xmlns:v="urn:schemas-microsoft-com:vml" xmlns:wp14="http://schemas.microsoft.com/office/word/2010/wordprocessingDrawing" xmlns:wp="http://schemas.openxmlformats.org/drawingml/2006/wordprocessingDrawing" xmlns:w10="urn:schemas-microsoft-com:office:word" xmlns:w="http://schemas.openxmlformats.org/wordprocessingml/2006/main" xmlns:w14="http://schemas.microsoft.com/office/word/2010/wordml" xmlns:w15="http://schemas.microsoft.com/office/word/2012/wordml" xmlns:w16cex="http://schemas.microsoft.com/office/word/2018/wordml/cex" xmlns:w16cid="http://schemas.microsoft.com/office/word/2016/wordml/cid" xmlns:w16="http://schemas.microsoft.com/office/word/2018/wordml" xmlns:w16du="http://schemas.microsoft.com/office/word/2023/wordml/word16du" xmlns:w16sdtdh="http://schemas.microsoft.com/office/word/2020/wordml/sdtdatahash" xmlns:w16sdtfl="http://schemas.microsoft.com/office/word/2024/wordml/sdtformatlock" xmlns:w16se="http://schemas.microsoft.com/office/word/2015/wordml/symex" xmlns:wpg="http://schemas.microsoft.com/office/word/2010/wordprocessingGroup" xmlns:wpi="http://schemas.microsoft.com/office/word/2010/wordprocessingInk" xmlns:wne="http://schemas.microsoft.com/office/word/2006/wordml" xmlns:wps="http://schemas.microsoft.com/office/word/2010/wordprocessingShape" mc:Ignorable="w14 w15 w16se w16cid w16 w16cex w16sdtdh w16sdtfl w16du wp14">
   <w:abstractNum w:abstractNumId="0" w15:restartNumberingAfterBreak="0">
     <w:nsid w:val="08013A30"/>
     <w:multiLevelType w:val="multilevel"/>
@@ -1377,7 +1369,7 @@
 </file>
 
 <file path=word/styles.xml><?xml version="1.0" encoding="utf-8"?>
-<w:styles xmlns:mc="http://schemas.openxmlformats.org/markup-compatibility/2006" xmlns:r="http://schemas.openxmlformats.org/officeDocument/2006/relationships" xmlns:w="http://schemas.openxmlformats.org/wordprocessingml/2006/main" xmlns:w14="http://schemas.microsoft.com/office/word/2010/wordml" xmlns:w15="http://schemas.microsoft.com/office/word/2012/wordml" xmlns:w16cex="http://schemas.microsoft.com/office/word/2018/wordml/cex" xmlns:w16cid="http://schemas.microsoft.com/office/word/2016/wordml/cid" xmlns:w16="http://schemas.microsoft.com/office/word/2018/wordml" xmlns:w16du="http://schemas.microsoft.com/office/word/2023/wordml/word16du" xmlns:w16sdtdh="http://schemas.microsoft.com/office/word/2020/wordml/sdtdatahash" xmlns:w16se="http://schemas.microsoft.com/office/word/2015/wordml/symex" mc:Ignorable="w14 w15 w16se w16cid w16 w16cex w16sdtdh w16du">
+<w:styles xmlns:mc="http://schemas.openxmlformats.org/markup-compatibility/2006" xmlns:r="http://schemas.openxmlformats.org/officeDocument/2006/relationships" xmlns:w="http://schemas.openxmlformats.org/wordprocessingml/2006/main" xmlns:w14="http://schemas.microsoft.com/office/word/2010/wordml" xmlns:w15="http://schemas.microsoft.com/office/word/2012/wordml" xmlns:w16cex="http://schemas.microsoft.com/office/word/2018/wordml/cex" xmlns:w16cid="http://schemas.microsoft.com/office/word/2016/wordml/cid" xmlns:w16="http://schemas.microsoft.com/office/word/2018/wordml" xmlns:w16du="http://schemas.microsoft.com/office/word/2023/wordml/word16du" xmlns:w16sdtdh="http://schemas.microsoft.com/office/word/2020/wordml/sdtdatahash" xmlns:w16sdtfl="http://schemas.microsoft.com/office/word/2024/wordml/sdtformatlock" xmlns:w16se="http://schemas.microsoft.com/office/word/2015/wordml/symex" mc:Ignorable="w14 w15 w16se w16cid w16 w16cex w16sdtdh w16sdtfl w16du">
   <w:docDefaults>
     <w:rPrDefault>
       <w:rPr>
